--- a/Lumbee_RIVR_Tech_IRU_Package/05_Authorizations/02_Draft_RIVR_Tech_Corporate_Authorization.docx
+++ b/Lumbee_RIVR_Tech_IRU_Package/05_Authorizations/02_Draft_RIVR_Tech_Corporate_Authorization.docx
@@ -365,7 +365,7 @@
           <w:b w:val="0"/>
           <w:i w:val="0"/>
         </w:rPr>
-        <w:t>the Company desires to partner with the Lumbee Tribe of North Carolina (the "Tribe") to develop, construct, operate, and maintain a hybrid broadband Network in southeastern North Carolina, in which the Tribe will own the TBCP-funded infrastructure and grant the Company an indefeasible right of use (IRU); and</w:t>
+        <w:t>the Company desires to partner with the Lumbee Tribe of North Carolina (the "Lumbee Tribe") to develop, construct, operate, and maintain a hybrid broadband Network in southeastern North Carolina, in which the Lumbee Tribe will own the TBCP-funded infrastructure and grant the Company an indefeasible right of use (IRU); and</w:t>
       </w:r>
     </w:p>
     <w:p>
@@ -430,7 +430,7 @@
           <w:b w:val="0"/>
           <w:i w:val="0"/>
         </w:rPr>
-        <w:t>Approval of Transaction. The Company's entry into the Transaction Documents with the Tribe, substantially in the forms reviewed, with such changes as the Authorized Signatory approves on advice of counsel, is hereby APPROVED.</w:t>
+        <w:t>Approval of Transaction. The Company's entry into the Transaction Documents with the Lumbee Tribe, substantially in the forms reviewed, with such changes as the Authorized Signatory approves on advice of counsel, is hereby APPROVED.</w:t>
       </w:r>
     </w:p>
     <w:p>
@@ -532,7 +532,7 @@
           <w:b w:val="0"/>
           <w:i w:val="0"/>
         </w:rPr>
-        <w:t>Insurance Commitments. The Company is authorized and directed to obtain and maintain the insurance coverages required by the Transaction Documents (Exhibit I), including commercial general liability ($2,000,000 per occurrence / $4,000,000 aggregate), automobile liability ($1,000,000), umbrella/excess ($10,000,000), workers' compensation (statutory limits) and employers' liability ($1,000,000), professional/technology E&amp;O ($5,000,000), cyber ($5,000,000), and builders' risk/property (full replacement cost of the Tribal Assets), naming the Tribe as additional insured where required.</w:t>
+        <w:t>Insurance Commitments. The Company is authorized and directed to obtain and maintain the insurance coverages required by the Transaction Documents (Exhibit I), including commercial general liability ($2,000,000 per occurrence / $4,000,000 aggregate), automobile liability ($1,000,000), umbrella/excess ($10,000,000), workers' compensation (statutory limits) and employers' liability ($1,000,000), professional/technology E&amp;O ($5,000,000), cyber ($5,000,000), and builders' risk/property (full replacement cost of the Tribal Assets), naming the Lumbee Tribe as additional insured where required.</w:t>
       </w:r>
     </w:p>
     <w:p>
@@ -566,7 +566,7 @@
           <w:b w:val="0"/>
           <w:i w:val="0"/>
         </w:rPr>
-        <w:t>), with the Tribe as obligee/dual-obligee as required.</w:t>
+        <w:t>), with the Lumbee Tribe as obligee/dual-obligee as required.</w:t>
       </w:r>
     </w:p>
     <w:p>
